--- a/paper/word/highlights.docx
+++ b/paper/word/highlights.docx
@@ -19,7 +19,7 @@
         </w:numPr>
       </w:pPr>
       <w:r>
-        <w:t xml:space="preserve">Computing backlog and storage deficit compete for one grid recovery channel.</w:t>
+        <w:t xml:space="preserve">Model computing backlog and storage deficit as debts sharing one recovery channel.</w:t>
       </w:r>
     </w:p>
     <w:p>
@@ -31,7 +31,7 @@
         </w:numPr>
       </w:pPr>
       <w:r>
-        <w:t xml:space="preserve">Commitments are sized by closed-loop capability within a Wasserstein ball.</w:t>
+        <w:t xml:space="preserve">Certify firm consecutive DR capacity from closed-loop capability via Wasserstein DRO.</w:t>
       </w:r>
     </w:p>
     <w:p>
@@ -43,7 +43,7 @@
         </w:numPr>
       </w:pPr>
       <w:r>
-        <w:t xml:space="preserve">Cross-event joint recovery firmly delivers 7.5 MW, 94 % of the physical capability.</w:t>
+        <w:t xml:space="preserve">Deliver 7.5 MW firmly by cross-event joint recovery, 94 % of physical capability.</w:t>
       </w:r>
     </w:p>
     <w:p>
@@ -55,7 +55,7 @@
         </w:numPr>
       </w:pPr>
       <w:r>
-        <w:t xml:space="preserve">Foresight is worth up to 4 MW at short intervals and vanishes at 2–3 h.</w:t>
+        <w:t xml:space="preserve">Show that foresight adds up to 4.0 MW of firm capacity at short event intervals.</w:t>
       </w:r>
     </w:p>
     <w:p>
@@ -67,7 +67,7 @@
         </w:numPr>
       </w:pPr>
       <w:r>
-        <w:t xml:space="preserve">Cross-event foresight saves 9.3 MWh of battery, which extra connection cannot buy.</w:t>
+        <w:t xml:space="preserve">Quantify a 9.3 MWh battery saving from foresight that extra connection cannot buy.</w:t>
       </w:r>
     </w:p>
     <w:sectPr>

--- a/paper/word/highlights.docx
+++ b/paper/word/highlights.docx
@@ -67,14 +67,14 @@
         </w:numPr>
       </w:pPr>
       <w:r>
-        <w:t xml:space="preserve">Quantify a 9.3 MWh battery saving from foresight that extra connection cannot buy.</w:t>
+        <w:t xml:space="preserve">Quantify a 9.3 MWh battery saving from foresight that connection cannot replace.</w:t>
       </w:r>
     </w:p>
     <w:sectPr>
-      <w:footerReference r:id="rId9" w:type="default"/>
+      <w:footerReference r:id="rId10" w:type="default"/>
+      <w:type w:val="nextPage"/>
       <w:pgSz w:h="16838" w:w="11906"/>
-      <w:pgMar w:bottom="1418" w:footer="709" w:gutter="0" w:header="709" w:left="1418" w:right="1418" w:top="1418"/>
-      <w:lnNumType w:countBy="1" w:distance="284" w:restart="continuous"/>
+      <w:pgMar w:bottom="1077" w:footer="510" w:gutter="0" w:header="567" w:left="1418" w:right="1418" w:top="1077"/>
       <w:cols w:space="708"/>
     </w:sectPr>
   </w:body>
@@ -89,23 +89,46 @@
 <w:ftr xmlns:w="http://schemas.openxmlformats.org/wordprocessingml/2006/main" xmlns:r="http://schemas.openxmlformats.org/officeDocument/2006/relationships">
   <w:p>
     <w:pPr>
-      <w:suppressLineNumbers/>
       <w:spacing w:before="0" w:after="0" w:line="240" w:lineRule="auto"/>
       <w:jc w:val="center"/>
+      <w:rPr>
+        <w:sz w:val="16"/>
+        <w:szCs w:val="16"/>
+      </w:rPr>
     </w:pPr>
     <w:r>
+      <w:rPr>
+        <w:sz w:val="16"/>
+        <w:szCs w:val="16"/>
+      </w:rPr>
       <w:fldChar w:fldCharType="begin"/>
     </w:r>
     <w:r>
+      <w:rPr>
+        <w:sz w:val="16"/>
+        <w:szCs w:val="16"/>
+      </w:rPr>
       <w:instrText xml:space="preserve"> PAGE </w:instrText>
     </w:r>
     <w:r>
+      <w:rPr>
+        <w:sz w:val="16"/>
+        <w:szCs w:val="16"/>
+      </w:rPr>
       <w:fldChar w:fldCharType="separate"/>
     </w:r>
     <w:r>
+      <w:rPr>
+        <w:sz w:val="16"/>
+        <w:szCs w:val="16"/>
+      </w:rPr>
       <w:t>1</w:t>
     </w:r>
     <w:r>
+      <w:rPr>
+        <w:sz w:val="16"/>
+        <w:szCs w:val="16"/>
+      </w:rPr>
       <w:fldChar w:fldCharType="end"/>
     </w:r>
   </w:p>
@@ -131,6 +154,26 @@
 </w:footnotes>
 </file>
 
+<file path=word/header1.xml><?xml version="1.0" encoding="utf-8"?>
+<w:hdr xmlns:w="http://schemas.openxmlformats.org/wordprocessingml/2006/main" xmlns:r="http://schemas.openxmlformats.org/officeDocument/2006/relationships">
+  <w:p>
+    <w:pPr>
+      <w:spacing w:before="0" w:after="0" w:line="240" w:lineRule="auto"/>
+      <w:jc w:val="left"/>
+    </w:pPr>
+    <w:r>
+      <w:rPr>
+        <w:i/>
+        <w:iCs/>
+        <w:sz w:val="15"/>
+        <w:szCs w:val="15"/>
+      </w:rPr>
+      <w:t>Recovery-aware scheduling for consecutive demand response of AI data centers</w:t>
+    </w:r>
+  </w:p>
+</w:hdr>
+</file>
+
 <file path=word/numbering.xml><?xml version="1.0" encoding="utf-8"?>
 <w:numbering xmlns:w="http://schemas.openxmlformats.org/wordprocessingml/2006/main">
   <w:abstractNum w:abstractNumId="990">
@@ -299,15 +342,15 @@
   <w:docDefaults>
     <w:rPrDefault>
       <w:rPr>
-        <w:rFonts w:ascii="Times New Roman" w:cs="Times New Roman" w:eastAsia="Times New Roman" w:hAnsi="Times New Roman"/>
-        <w:sz w:val="24"/>
-        <w:szCs w:val="24"/>
+        <w:rFonts w:ascii="Cambria" w:cs="Cambria" w:eastAsia="Cambria" w:hAnsi="Cambria"/>
+        <w:sz w:val="19"/>
+        <w:szCs w:val="19"/>
         <w:lang w:bidi="ar-SA" w:eastAsia="zh-CN" w:val="en-GB"/>
       </w:rPr>
     </w:rPrDefault>
     <w:pPrDefault>
       <w:pPr>
-        <w:spacing w:after="0" w:before="0" w:line="480" w:lineRule="auto"/>
+        <w:spacing w:after="0" w:before="0" w:line="240" w:lineRule="auto"/>
       </w:pPr>
     </w:pPrDefault>
   </w:docDefaults>
@@ -321,7 +364,8 @@
     <w:basedOn w:val="Normal"/>
     <w:qFormat/>
     <w:pPr>
-      <w:spacing w:after="0" w:before="0" w:line="480" w:lineRule="auto"/>
+      <w:spacing w:after="0" w:before="0" w:line="240" w:lineRule="auto"/>
+      <w:ind w:firstLine="227"/>
       <w:jc w:val="both"/>
     </w:pPr>
   </w:style>
@@ -330,12 +374,16 @@
     <w:basedOn w:val="BodyText"/>
     <w:next w:val="BodyText"/>
     <w:qFormat/>
+    <w:pPr>
+      <w:ind w:firstLine="0"/>
+    </w:pPr>
   </w:style>
   <w:style w:customStyle="1" w:styleId="Compact" w:type="paragraph">
     <w:name w:val="Compact"/>
     <w:basedOn w:val="BodyText"/>
     <w:qFormat/>
     <w:pPr>
+      <w:ind w:firstLine="0"/>
       <w:jc w:val="left"/>
     </w:pPr>
   </w:style>
@@ -346,135 +394,155 @@
     <w:qFormat/>
     <w:pPr>
       <w:keepNext/>
-      <w:spacing w:after="360" w:before="0" w:line="360" w:lineRule="auto"/>
+      <w:spacing w:after="200" w:before="120" w:line="252" w:lineRule="auto"/>
+      <w:jc w:val="left"/>
+    </w:pPr>
+    <w:rPr>
+      <w:sz w:val="32"/>
+      <w:szCs w:val="32"/>
+    </w:rPr>
+  </w:style>
+  <w:style w:styleId="Subtitle" w:type="paragraph">
+    <w:name w:val="Subtitle"/>
+    <w:basedOn w:val="Normal"/>
+    <w:next w:val="BodyText"/>
+    <w:qFormat/>
+    <w:pPr>
+      <w:spacing w:after="240" w:before="0" w:line="240" w:lineRule="auto"/>
+      <w:jc w:val="left"/>
+    </w:pPr>
+    <w:rPr>
+      <w:i/>
+      <w:iCs/>
+      <w:sz w:val="22"/>
+      <w:szCs w:val="22"/>
+    </w:rPr>
+  </w:style>
+  <w:style w:customStyle="1" w:styleId="Author" w:type="paragraph">
+    <w:name w:val="Author"/>
+    <w:basedOn w:val="Normal"/>
+    <w:next w:val="BodyText"/>
+    <w:qFormat/>
+    <w:pPr>
+      <w:spacing w:after="60" w:before="0" w:line="240" w:lineRule="auto"/>
+      <w:jc w:val="left"/>
+    </w:pPr>
+    <w:rPr>
+      <w:sz w:val="22"/>
+      <w:szCs w:val="22"/>
+    </w:rPr>
+  </w:style>
+  <w:style w:styleId="Date" w:type="paragraph">
+    <w:name w:val="Date"/>
+    <w:next w:val="BodyText"/>
+    <w:qFormat/>
+    <w:pPr>
+      <w:keepNext/>
+      <w:keepLines/>
       <w:jc w:val="center"/>
+    </w:pPr>
+  </w:style>
+  <w:style w:customStyle="1" w:styleId="AbstractTitle" w:type="paragraph">
+    <w:name w:val="Abstract Title"/>
+    <w:basedOn w:val="Normal"/>
+    <w:next w:val="Abstract"/>
+    <w:qFormat/>
+    <w:pPr>
+      <w:keepNext/>
+      <w:keepLines/>
+      <w:jc w:val="center"/>
+      <w:spacing w:after="0" w:before="300"/>
+    </w:pPr>
+    <w:rPr>
+      <w:sz w:val="20"/>
+      <w:szCs w:val="20"/>
+      <w:b/>
+      <w:color w:val="345A8A"/>
+      &gt;
+    </w:rPr>
+  </w:style>
+  <w:style w:customStyle="1" w:styleId="Abstract" w:type="paragraph">
+    <w:name w:val="Abstract"/>
+    <w:basedOn w:val="Normal"/>
+    <w:next w:val="BodyText"/>
+    <w:qFormat/>
+    <w:pPr>
+      <w:keepNext/>
+      <w:keepLines/>
+      <w:spacing w:after="300" w:before="100"/>
+    </w:pPr>
+    <w:rPr>
+      <w:sz w:val="20"/>
+      <w:szCs w:val="20"/>
+    </w:rPr>
+  </w:style>
+  <w:style w:styleId="Bibliography" w:type="paragraph">
+    <w:name w:val="Bibliography"/>
+    <w:basedOn w:val="Normal"/>
+    <w:next w:val="Bibliography"/>
+    <w:qFormat/>
+    <w:pPr>
+      <w:spacing w:after="20" w:before="0" w:line="240" w:lineRule="auto"/>
+      <w:ind w:hanging="397" w:left="397"/>
+      <w:jc w:val="left"/>
+    </w:pPr>
+    <w:rPr>
+      <w:sz w:val="15"/>
+      <w:szCs w:val="15"/>
+    </w:rPr>
+  </w:style>
+  <w:style w:styleId="Heading1" w:type="paragraph">
+    <w:name w:val="Heading 1"/>
+    <w:basedOn w:val="Normal"/>
+    <w:next w:val="FirstParagraph"/>
+    <w:qFormat/>
+    <w:pPr>
+      <w:keepNext/>
+      <w:keepLines/>
+      <w:spacing w:after="100" w:before="240" w:line="240" w:lineRule="auto"/>
+      <w:outlineLvl w:val="0"/>
     </w:pPr>
     <w:rPr>
       <w:b/>
       <w:bCs/>
-      <w:sz w:val="32"/>
-      <w:szCs w:val="32"/>
-    </w:rPr>
-  </w:style>
-  <w:style w:styleId="Subtitle" w:type="paragraph">
-    <w:name w:val="Subtitle"/>
-    <w:basedOn w:val="Normal"/>
-    <w:next w:val="BodyText"/>
-    <w:qFormat/>
-    <w:pPr>
-      <w:spacing w:after="360" w:before="0" w:line="360" w:lineRule="auto"/>
-      <w:jc w:val="center"/>
+      <w:sz w:val="19"/>
+      <w:szCs w:val="19"/>
+    </w:rPr>
+  </w:style>
+  <w:style w:styleId="Heading2" w:type="paragraph">
+    <w:name w:val="Heading 2"/>
+    <w:basedOn w:val="Normal"/>
+    <w:next w:val="FirstParagraph"/>
+    <w:qFormat/>
+    <w:pPr>
+      <w:keepNext/>
+      <w:keepLines/>
+      <w:spacing w:after="80" w:before="180" w:line="240" w:lineRule="auto"/>
+      <w:outlineLvl w:val="1"/>
     </w:pPr>
     <w:rPr>
       <w:i/>
       <w:iCs/>
-      <w:sz w:val="24"/>
-      <w:szCs w:val="24"/>
-    </w:rPr>
-  </w:style>
-  <w:style w:customStyle="1" w:styleId="Author" w:type="paragraph">
-    <w:name w:val="Author"/>
-    <w:basedOn w:val="Normal"/>
-    <w:next w:val="BodyText"/>
-    <w:qFormat/>
-    <w:pPr>
-      <w:spacing w:after="120" w:before="0" w:line="360" w:lineRule="auto"/>
-      <w:jc w:val="center"/>
-    </w:pPr>
-  </w:style>
-  <w:style w:styleId="Date" w:type="paragraph">
-    <w:name w:val="Date"/>
-    <w:next w:val="BodyText"/>
+      <w:sz w:val="19"/>
+      <w:szCs w:val="19"/>
+    </w:rPr>
+  </w:style>
+  <w:style w:styleId="Heading3" w:type="paragraph">
+    <w:name w:val="Heading 3"/>
+    <w:basedOn w:val="Normal"/>
+    <w:next w:val="FirstParagraph"/>
     <w:qFormat/>
     <w:pPr>
       <w:keepNext/>
       <w:keepLines/>
-      <w:jc w:val="center"/>
-    </w:pPr>
-  </w:style>
-  <w:style w:customStyle="1" w:styleId="AbstractTitle" w:type="paragraph">
-    <w:name w:val="Abstract Title"/>
-    <w:basedOn w:val="Normal"/>
-    <w:next w:val="Abstract"/>
-    <w:qFormat/>
-    <w:pPr>
-      <w:keepNext/>
-      <w:spacing w:after="120" w:before="240" w:line="276" w:lineRule="auto"/>
-    </w:pPr>
-    <w:rPr>
-      <w:b/>
-      <w:bCs/>
-    </w:rPr>
-  </w:style>
-  <w:style w:customStyle="1" w:styleId="Abstract" w:type="paragraph">
-    <w:name w:val="Abstract"/>
-    <w:basedOn w:val="BodyText"/>
-    <w:qFormat/>
-  </w:style>
-  <w:style w:styleId="Bibliography" w:type="paragraph">
-    <w:name w:val="Bibliography"/>
-    <w:basedOn w:val="Normal"/>
-    <w:next w:val="Bibliography"/>
-    <w:qFormat/>
-    <w:pPr>
-      <w:spacing w:after="0" w:before="0" w:line="480" w:lineRule="auto"/>
-      <w:ind w:hanging="567" w:left="567"/>
-    </w:pPr>
-  </w:style>
-  <w:style w:styleId="Heading1" w:type="paragraph">
-    <w:name w:val="Heading 1"/>
-    <w:basedOn w:val="Normal"/>
-    <w:next w:val="BodyText"/>
-    <w:qFormat/>
-    <w:pPr>
-      <w:keepNext/>
-      <w:keepLines/>
-      <w:spacing w:after="120" w:before="360" w:line="276" w:lineRule="auto"/>
-      <w:outlineLvl w:val="0"/>
-    </w:pPr>
-    <w:rPr>
-      <w:b/>
-      <w:bCs/>
-      <w:sz w:val="24"/>
-      <w:szCs w:val="24"/>
-    </w:rPr>
-  </w:style>
-  <w:style w:styleId="Heading2" w:type="paragraph">
-    <w:name w:val="Heading 2"/>
-    <w:basedOn w:val="Normal"/>
-    <w:next w:val="BodyText"/>
-    <w:qFormat/>
-    <w:pPr>
-      <w:keepNext/>
-      <w:keepLines/>
-      <w:spacing w:after="120" w:before="240" w:line="276" w:lineRule="auto"/>
-      <w:outlineLvl w:val="1"/>
-    </w:pPr>
-    <w:rPr>
-      <w:b/>
-      <w:bCs/>
+      <w:spacing w:after="60" w:before="140" w:line="240" w:lineRule="auto"/>
+      <w:outlineLvl w:val="2"/>
+    </w:pPr>
+    <w:rPr>
       <w:i/>
       <w:iCs/>
-      <w:sz w:val="24"/>
-      <w:szCs w:val="24"/>
-    </w:rPr>
-  </w:style>
-  <w:style w:styleId="Heading3" w:type="paragraph">
-    <w:name w:val="Heading 3"/>
-    <w:basedOn w:val="Normal"/>
-    <w:next w:val="BodyText"/>
-    <w:qFormat/>
-    <w:pPr>
-      <w:keepNext/>
-      <w:keepLines/>
-      <w:spacing w:after="60" w:before="240" w:line="276" w:lineRule="auto"/>
-      <w:outlineLvl w:val="2"/>
-    </w:pPr>
-    <w:rPr>
-      <w:i/>
-      <w:iCs/>
-      <w:sz w:val="24"/>
-      <w:szCs w:val="24"/>
+      <w:sz w:val="19"/>
+      <w:szCs w:val="19"/>
     </w:rPr>
   </w:style>
   <w:style w:styleId="Heading4" w:type="paragraph">
@@ -615,10 +683,14 @@
   <w:style w:styleId="FootnoteText" w:type="paragraph">
     <w:name w:val="Footnote Text"/>
     <w:basedOn w:val="Normal"/>
-    <w:next w:val="FootnoteText"/>
-    <w:uiPriority w:val="9"/>
-    <w:unhideWhenUsed/>
-    <w:qFormat/>
+    <w:qFormat/>
+    <w:pPr>
+      <w:spacing w:after="0" w:before="0" w:line="240" w:lineRule="auto"/>
+    </w:pPr>
+    <w:rPr>
+      <w:sz w:val="15"/>
+      <w:szCs w:val="15"/>
+    </w:rPr>
   </w:style>
   <w:style w:default="1" w:styleId="DefaultParagraphFont" w:type="character">
     <w:name w:val="Default Paragraph Font"/>
@@ -632,14 +704,14 @@
     <w:tblPr>
       <w:tblInd w:type="dxa" w:w="0"/>
       <w:tblBorders>
-        <w:top w:color="000000" w:space="0" w:sz="8" w:val="single"/>
-        <w:bottom w:color="000000" w:space="0" w:sz="8" w:val="single"/>
+        <w:top w:color="000000" w:space="0" w:sz="6" w:val="single"/>
+        <w:bottom w:color="000000" w:space="0" w:sz="6" w:val="single"/>
       </w:tblBorders>
       <w:tblCellMar>
         <w:top w:type="dxa" w:w="0"/>
-        <w:left w:type="dxa" w:w="85"/>
+        <w:left w:type="dxa" w:w="57"/>
         <w:bottom w:type="dxa" w:w="0"/>
-        <w:right w:type="dxa" w:w="85"/>
+        <w:right w:type="dxa" w:w="57"/>
       </w:tblCellMar>
     </w:tblPr>
     <w:tblStylePr w:type="firstRow">
@@ -672,12 +744,12 @@
     <w:basedOn w:val="Normal"/>
     <w:qFormat/>
     <w:pPr>
-      <w:spacing w:after="120" w:before="0" w:line="276" w:lineRule="auto"/>
+      <w:spacing w:after="0" w:before="0" w:line="240" w:lineRule="auto"/>
       <w:jc w:val="both"/>
     </w:pPr>
     <w:rPr>
-      <w:sz w:val="22"/>
-      <w:szCs w:val="22"/>
+      <w:sz w:val="15"/>
+      <w:szCs w:val="15"/>
     </w:rPr>
   </w:style>
   <w:style w:customStyle="1" w:styleId="TableCaption" w:type="paragraph">
@@ -686,7 +758,8 @@
     <w:qFormat/>
     <w:pPr>
       <w:keepNext/>
-      <w:spacing w:after="120" w:before="240" w:line="276" w:lineRule="auto"/>
+      <w:spacing w:after="60" w:before="120" w:line="240" w:lineRule="auto"/>
+      <w:jc w:val="left"/>
     </w:pPr>
   </w:style>
   <w:style w:customStyle="1" w:styleId="ImageCaption" w:type="paragraph">
@@ -700,7 +773,7 @@
     <w:qFormat/>
     <w:pPr>
       <w:keepNext/>
-      <w:spacing w:after="60" w:before="240" w:line="240" w:lineRule="auto"/>
+      <w:spacing w:after="0" w:before="0" w:line="240" w:lineRule="auto"/>
       <w:jc w:val="center"/>
     </w:pPr>
   </w:style>
@@ -738,7 +811,7 @@
     <w:basedOn w:val="DefaultParagraphFont"/>
     <w:qFormat/>
     <w:rPr>
-      <w:color w:val="1F4E79"/>
+      <w:color w:val="1F6FB4"/>
     </w:rPr>
   </w:style>
   <w:style w:styleId="TOCHeading" w:type="paragraph">
@@ -759,12 +832,91 @@
       <w:color w:themeColor="accent1" w:themeShade="BF" w:val="365F91"/>
     </w:rPr>
   </w:style>
+  <w:style w:customStyle="1" w:styleId="Affiliation" w:type="paragraph">
+    <w:name w:val="Affiliation"/>
+    <w:basedOn w:val="Normal"/>
+    <w:next w:val="BodyText"/>
+    <w:qFormat/>
+    <w:pPr>
+      <w:spacing w:after="40" w:before="0" w:line="240" w:lineRule="auto"/>
+      <w:jc w:val="left"/>
+    </w:pPr>
+    <w:rPr>
+      <w:sz w:val="15"/>
+      <w:szCs w:val="15"/>
+    </w:rPr>
+  </w:style>
+  <w:style w:customStyle="1" w:styleId="FrontHead" w:type="paragraph">
+    <w:name w:val="Front Head"/>
+    <w:basedOn w:val="Normal"/>
+    <w:next w:val="BodyText"/>
+    <w:qFormat/>
+    <w:pPr>
+      <w:keepNext/>
+      <w:spacing w:after="60" w:before="160" w:line="240" w:lineRule="auto"/>
+    </w:pPr>
+    <w:rPr>
+      <w:caps/>
+      <w:spacing w:val="30"/>
+      <w:sz w:val="15"/>
+      <w:szCs w:val="15"/>
+    </w:rPr>
+  </w:style>
+  <w:style w:customStyle="1" w:styleId="FrontText" w:type="paragraph">
+    <w:name w:val="Front Text"/>
+    <w:basedOn w:val="BodyText"/>
+    <w:qFormat/>
+    <w:pPr>
+      <w:ind w:firstLine="0"/>
+      <w:spacing w:after="0" w:before="0" w:line="240" w:lineRule="auto"/>
+    </w:pPr>
+    <w:rPr>
+      <w:sz w:val="17"/>
+      <w:szCs w:val="17"/>
+    </w:rPr>
+  </w:style>
+  <w:style w:customStyle="1" w:styleId="HighlightItem" w:type="paragraph">
+    <w:name w:val="Highlight Item"/>
+    <w:basedOn w:val="BodyText"/>
+    <w:qFormat/>
+    <w:pPr>
+      <w:ind w:firstLine="0" w:hanging="170" w:left="170"/>
+      <w:jc w:val="left"/>
+    </w:pPr>
+    <w:rPr>
+      <w:sz w:val="16"/>
+      <w:szCs w:val="16"/>
+    </w:rPr>
+  </w:style>
+  <w:style w:customStyle="1" w:styleId="Rule" w:type="paragraph">
+    <w:name w:val="Rule"/>
+    <w:basedOn w:val="Normal"/>
+    <w:qFormat/>
+    <w:pPr>
+      <w:spacing w:after="40" w:before="40" w:line="240" w:lineRule="auto"/>
+      <w:pBdr>
+        <w:bottom w:color="7F7F7F" w:space="0" w:sz="4" w:val="single"/>
+      </w:pBdr>
+    </w:pPr>
+    <w:rPr>
+      <w:sz w:val="8"/>
+      <w:szCs w:val="8"/>
+    </w:rPr>
+  </w:style>
   <w:style w:customStyle="1" w:styleId="FigureCaption" w:type="paragraph">
     <w:name w:val="Figure Caption"/>
     <w:basedOn w:val="Caption"/>
     <w:qFormat/>
     <w:pPr>
-      <w:spacing w:after="240" w:before="60" w:line="276" w:lineRule="auto"/>
+      <w:spacing w:after="0" w:before="60" w:line="240" w:lineRule="auto"/>
+    </w:pPr>
+  </w:style>
+  <w:style w:customStyle="1" w:styleId="FigureCaptionCentered" w:type="paragraph">
+    <w:name w:val="Figure Caption Centered"/>
+    <w:basedOn w:val="FigureCaption"/>
+    <w:qFormat/>
+    <w:pPr>
+      <w:jc w:val="center"/>
     </w:pPr>
   </w:style>
   <w:style w:customStyle="1" w:styleId="Equation" w:type="paragraph">
@@ -774,10 +926,10 @@
     <w:pPr>
       <w:keepLines/>
       <w:tabs>
-        <w:tab w:pos="4535" w:val="center"/>
+        <w:tab w:pos="284" w:val="left"/>
         <w:tab w:pos="9070" w:val="right"/>
       </w:tabs>
-      <w:spacing w:after="120" w:before="120" w:line="276" w:lineRule="auto"/>
+      <w:spacing w:after="80" w:before="80" w:line="240" w:lineRule="auto"/>
     </w:pPr>
   </w:style>
   <w:style w:customStyle="1" w:styleId="TableText" w:type="paragraph">
@@ -785,12 +937,42 @@
     <w:basedOn w:val="Normal"/>
     <w:qFormat/>
     <w:pPr>
-      <w:spacing w:after="20" w:before="20" w:line="240" w:lineRule="auto"/>
+      <w:spacing w:after="10" w:before="10" w:line="240" w:lineRule="auto"/>
       <w:jc w:val="left"/>
     </w:pPr>
     <w:rPr>
-      <w:sz w:val="20"/>
-      <w:szCs w:val="20"/>
+      <w:sz w:val="15"/>
+      <w:szCs w:val="15"/>
+    </w:rPr>
+  </w:style>
+  <w:style w:customStyle="1" w:styleId="TableNote" w:type="paragraph">
+    <w:name w:val="Table Note"/>
+    <w:basedOn w:val="BodyText"/>
+    <w:qFormat/>
+    <w:pPr>
+      <w:ind w:firstLine="0"/>
+      <w:spacing w:after="0" w:before="40" w:line="240" w:lineRule="auto"/>
+    </w:pPr>
+    <w:rPr>
+      <w:sz w:val="14"/>
+      <w:szCs w:val="14"/>
+    </w:rPr>
+  </w:style>
+  <w:style w:customStyle="1" w:styleId="NomHead" w:type="paragraph">
+    <w:name w:val="Nomenclature Head"/>
+    <w:basedOn w:val="BodyText"/>
+    <w:next w:val="BodyText"/>
+    <w:qFormat/>
+    <w:pPr>
+      <w:keepNext/>
+      <w:ind w:firstLine="0"/>
+      <w:spacing w:after="20" w:before="100" w:line="240" w:lineRule="auto"/>
+    </w:pPr>
+    <w:rPr>
+      <w:i/>
+      <w:iCs/>
+      <w:sz w:val="17"/>
+      <w:szCs w:val="17"/>
     </w:rPr>
   </w:style>
   <w:style w:customStyle="1" w:styleId="Placeholder" w:type="character">

--- a/paper/word/highlights.docx
+++ b/paper/word/highlights.docx
@@ -31,7 +31,7 @@
         </w:numPr>
       </w:pPr>
       <w:r>
-        <w:t xml:space="preserve">Certify firm consecutive DR capacity from closed-loop capability via Wasserstein DRO.</w:t>
+        <w:t xml:space="preserve">Commit firm consecutive DR capacity from closed-loop capability with Wasserstein DRO.</w:t>
       </w:r>
     </w:p>
     <w:p>
@@ -43,7 +43,7 @@
         </w:numPr>
       </w:pPr>
       <w:r>
-        <w:t xml:space="preserve">Deliver 7.5 MW firmly by cross-event joint recovery, 94 % of physical capability.</w:t>
+        <w:t xml:space="preserve">Joint recovery firmly delivers 7.5 MW; iterative price coordination 6.0–6.5 MW.</w:t>
       </w:r>
     </w:p>
     <w:p>
@@ -55,7 +55,7 @@
         </w:numPr>
       </w:pPr>
       <w:r>
-        <w:t xml:space="preserve">Show that foresight adds up to 4.0 MW of firm capacity at short event intervals.</w:t>
+        <w:t xml:space="preserve">Foresight adds up to 4.0 MW of firm capacity and saves 9.3 MWh of battery.</w:t>
       </w:r>
     </w:p>
     <w:p>
@@ -67,7 +67,7 @@
         </w:numPr>
       </w:pPr>
       <w:r>
-        <w:t xml:space="preserve">Quantify a 9.3 MWh battery saving from foresight that connection cannot replace.</w:t>
+        <w:t xml:space="preserve">Ranking holds for less flexible computing, 78 test realisations and another month.</w:t>
       </w:r>
     </w:p>
     <w:sectPr>
